--- a/flow/20230914_vu_template/drafts/2024-06-g/18-ВТ-Леонтія.docx
+++ b/flow/20230914_vu_template/drafts/2024-06-g/18-ВТ-Леонтія.docx
@@ -4636,6 +4636,706 @@
     </w:p>
     <w:p>
       <w:pPr>
+        <w:pStyle w:val="a"/>
+        <w:spacing w:after="240"/>
+      </w:pPr>
+      <w:r>
+        <w:rPr>
+          <w:rFonts w:ascii="Times New Roman" w:hAnsi="Times New Roman"/>
+          <w:b/>
+          <w:sz w:val="24"/>
+          <w:highlight w:val="white"/>
+        </w:rPr>
+        <w:t>Слава</w:t>
+      </w:r>
+      <w:r>
+        <w:rPr>
+          <w:rFonts w:ascii="Times New Roman" w:hAnsi="Times New Roman"/>
+          <w:sz w:val="24"/>
+          <w:highlight w:val="white"/>
+        </w:rPr>
+        <w:t xml:space="preserve"> </w:t>
+      </w:r>
+      <w:r>
+        <w:rPr>
+          <w:rFonts w:ascii="Times New Roman" w:hAnsi="Times New Roman"/>
+          <w:i/>
+          <w:color w:val="FF0000"/>
+          <w:sz w:val="24"/>
+          <w:highlight w:val="white"/>
+        </w:rPr>
+        <w:t xml:space="preserve">(г. 1): </w:t>
+      </w:r>
+      <w:r>
+        <w:rPr>
+          <w:rFonts w:ascii="Times New Roman" w:hAnsi="Times New Roman"/>
+          <w:sz w:val="24"/>
+          <w:highlight w:val="white"/>
+        </w:rPr>
+        <w:t>Страстоте́рпче</w:t>
+      </w:r>
+      <w:r>
+        <w:rPr>
+          <w:rFonts w:ascii="Times New Roman" w:hAnsi="Times New Roman"/>
+          <w:sz w:val="24"/>
+          <w:highlight w:val="white"/>
+        </w:rPr>
+        <w:t xml:space="preserve"> </w:t>
+      </w:r>
+      <w:r>
+        <w:rPr>
+          <w:rFonts w:ascii="Times New Roman" w:hAnsi="Times New Roman"/>
+          <w:sz w:val="24"/>
+          <w:highlight w:val="white"/>
+        </w:rPr>
+        <w:t>Лео́нтію</w:t>
+      </w:r>
+      <w:r>
+        <w:rPr>
+          <w:rFonts w:ascii="Times New Roman" w:hAnsi="Times New Roman"/>
+          <w:sz w:val="24"/>
+          <w:highlight w:val="white"/>
+        </w:rPr>
+        <w:t xml:space="preserve"> </w:t>
+      </w:r>
+      <w:r>
+        <w:rPr>
+          <w:rFonts w:ascii="Times New Roman" w:hAnsi="Times New Roman"/>
+          <w:sz w:val="24"/>
+          <w:highlight w:val="white"/>
+        </w:rPr>
+        <w:t>прехва́льний</w:t>
+      </w:r>
+      <w:r>
+        <w:rPr>
+          <w:rFonts w:ascii="Times New Roman" w:hAnsi="Times New Roman"/>
+          <w:sz w:val="24"/>
+          <w:highlight w:val="white"/>
+        </w:rPr>
+        <w:t xml:space="preserve">,* ні </w:t>
+      </w:r>
+      <w:r>
+        <w:rPr>
+          <w:rFonts w:ascii="Times New Roman" w:hAnsi="Times New Roman"/>
+          <w:sz w:val="24"/>
+          <w:highlight w:val="white"/>
+        </w:rPr>
+        <w:t>вого́нь</w:t>
+      </w:r>
+      <w:r>
+        <w:rPr>
+          <w:rFonts w:ascii="Times New Roman" w:hAnsi="Times New Roman"/>
+          <w:sz w:val="24"/>
+          <w:highlight w:val="white"/>
+        </w:rPr>
+        <w:t xml:space="preserve">, ні </w:t>
+      </w:r>
+      <w:r>
+        <w:rPr>
+          <w:rFonts w:ascii="Times New Roman" w:hAnsi="Times New Roman"/>
+          <w:sz w:val="24"/>
+          <w:highlight w:val="white"/>
+        </w:rPr>
+        <w:t>ра́ни</w:t>
+      </w:r>
+      <w:r>
+        <w:rPr>
+          <w:rFonts w:ascii="Times New Roman" w:hAnsi="Times New Roman"/>
+          <w:sz w:val="24"/>
+          <w:highlight w:val="white"/>
+        </w:rPr>
+        <w:t xml:space="preserve">, ні меч* не змогли́ </w:t>
+      </w:r>
+      <w:r>
+        <w:rPr>
+          <w:rFonts w:ascii="Times New Roman" w:hAnsi="Times New Roman"/>
+          <w:sz w:val="24"/>
+          <w:highlight w:val="white"/>
+        </w:rPr>
+        <w:t>відлучи́ти</w:t>
+      </w:r>
+      <w:r>
+        <w:rPr>
+          <w:rFonts w:ascii="Times New Roman" w:hAnsi="Times New Roman"/>
+          <w:sz w:val="24"/>
+          <w:highlight w:val="white"/>
+        </w:rPr>
+        <w:t xml:space="preserve"> тебе́* від </w:t>
+      </w:r>
+      <w:r>
+        <w:rPr>
+          <w:rFonts w:ascii="Times New Roman" w:hAnsi="Times New Roman"/>
+          <w:sz w:val="24"/>
+          <w:highlight w:val="white"/>
+        </w:rPr>
+        <w:t>любо́ви</w:t>
+      </w:r>
+      <w:r>
+        <w:rPr>
+          <w:rFonts w:ascii="Times New Roman" w:hAnsi="Times New Roman"/>
+          <w:sz w:val="24"/>
+          <w:highlight w:val="white"/>
+        </w:rPr>
+        <w:t xml:space="preserve"> </w:t>
+      </w:r>
+      <w:r>
+        <w:rPr>
+          <w:rFonts w:ascii="Times New Roman" w:hAnsi="Times New Roman"/>
+          <w:sz w:val="24"/>
+          <w:highlight w:val="white"/>
+        </w:rPr>
+        <w:t>Христо́вої</w:t>
+      </w:r>
+      <w:r>
+        <w:rPr>
+          <w:rFonts w:ascii="Times New Roman" w:hAnsi="Times New Roman"/>
+          <w:sz w:val="24"/>
+          <w:highlight w:val="white"/>
+        </w:rPr>
+        <w:t xml:space="preserve">;* але́, </w:t>
+      </w:r>
+      <w:r>
+        <w:rPr>
+          <w:rFonts w:ascii="Times New Roman" w:hAnsi="Times New Roman"/>
+          <w:sz w:val="24"/>
+          <w:highlight w:val="white"/>
+        </w:rPr>
+        <w:t>му́жньо</w:t>
+      </w:r>
+      <w:r>
+        <w:rPr>
+          <w:rFonts w:ascii="Times New Roman" w:hAnsi="Times New Roman"/>
+          <w:sz w:val="24"/>
+          <w:highlight w:val="white"/>
+        </w:rPr>
+        <w:t xml:space="preserve"> </w:t>
+      </w:r>
+      <w:r>
+        <w:rPr>
+          <w:rFonts w:ascii="Times New Roman" w:hAnsi="Times New Roman"/>
+          <w:sz w:val="24"/>
+          <w:highlight w:val="white"/>
+        </w:rPr>
+        <w:t>постражда́вши</w:t>
+      </w:r>
+      <w:r>
+        <w:rPr>
+          <w:rFonts w:ascii="Times New Roman" w:hAnsi="Times New Roman"/>
+          <w:sz w:val="24"/>
+          <w:highlight w:val="white"/>
+        </w:rPr>
+        <w:t xml:space="preserve"> </w:t>
+      </w:r>
+      <w:r>
+        <w:rPr>
+          <w:rFonts w:ascii="Times New Roman" w:hAnsi="Times New Roman"/>
+          <w:sz w:val="24"/>
+          <w:highlight w:val="white"/>
+        </w:rPr>
+        <w:t>по́серед</w:t>
+      </w:r>
+      <w:r>
+        <w:rPr>
+          <w:rFonts w:ascii="Times New Roman" w:hAnsi="Times New Roman"/>
+          <w:sz w:val="24"/>
+          <w:highlight w:val="white"/>
+        </w:rPr>
+        <w:t xml:space="preserve"> </w:t>
+      </w:r>
+      <w:r>
+        <w:rPr>
+          <w:rFonts w:ascii="Times New Roman" w:hAnsi="Times New Roman"/>
+          <w:sz w:val="24"/>
+          <w:highlight w:val="white"/>
+        </w:rPr>
+        <w:t>мучи́телів</w:t>
+      </w:r>
+      <w:r>
+        <w:rPr>
+          <w:rFonts w:ascii="Times New Roman" w:hAnsi="Times New Roman"/>
+          <w:sz w:val="24"/>
+          <w:highlight w:val="white"/>
+        </w:rPr>
+        <w:t xml:space="preserve">,* ти </w:t>
+      </w:r>
+      <w:r>
+        <w:rPr>
+          <w:rFonts w:ascii="Times New Roman" w:hAnsi="Times New Roman"/>
+          <w:sz w:val="24"/>
+          <w:highlight w:val="white"/>
+        </w:rPr>
+        <w:t>і́дольські</w:t>
+      </w:r>
+      <w:r>
+        <w:rPr>
+          <w:rFonts w:ascii="Times New Roman" w:hAnsi="Times New Roman"/>
+          <w:sz w:val="24"/>
+          <w:highlight w:val="white"/>
+        </w:rPr>
+        <w:t xml:space="preserve"> </w:t>
+      </w:r>
+      <w:r>
+        <w:rPr>
+          <w:rFonts w:ascii="Times New Roman" w:hAnsi="Times New Roman"/>
+          <w:sz w:val="24"/>
+          <w:highlight w:val="white"/>
+        </w:rPr>
+        <w:t>же́ртви</w:t>
+      </w:r>
+      <w:r>
+        <w:rPr>
+          <w:rFonts w:ascii="Times New Roman" w:hAnsi="Times New Roman"/>
+          <w:sz w:val="24"/>
+          <w:highlight w:val="white"/>
+        </w:rPr>
+        <w:t xml:space="preserve"> </w:t>
+      </w:r>
+      <w:r>
+        <w:rPr>
+          <w:rFonts w:ascii="Times New Roman" w:hAnsi="Times New Roman"/>
+          <w:sz w:val="24"/>
+          <w:highlight w:val="white"/>
+        </w:rPr>
+        <w:t>розори́в</w:t>
+      </w:r>
+      <w:r>
+        <w:rPr>
+          <w:rFonts w:ascii="Times New Roman" w:hAnsi="Times New Roman"/>
+          <w:sz w:val="24"/>
+          <w:highlight w:val="white"/>
+        </w:rPr>
+        <w:t xml:space="preserve">, </w:t>
+      </w:r>
+      <w:r>
+        <w:rPr>
+          <w:rFonts w:ascii="Times New Roman" w:hAnsi="Times New Roman"/>
+          <w:sz w:val="24"/>
+          <w:highlight w:val="white"/>
+        </w:rPr>
+        <w:t>богому́дрий</w:t>
+      </w:r>
+      <w:r>
+        <w:rPr>
+          <w:rFonts w:ascii="Times New Roman" w:hAnsi="Times New Roman"/>
+          <w:sz w:val="24"/>
+          <w:highlight w:val="white"/>
+        </w:rPr>
+        <w:t xml:space="preserve">,* і </w:t>
+      </w:r>
+      <w:r>
+        <w:rPr>
+          <w:rFonts w:ascii="Times New Roman" w:hAnsi="Times New Roman"/>
+          <w:sz w:val="24"/>
+          <w:highlight w:val="white"/>
+        </w:rPr>
+        <w:t>ни́ні</w:t>
+      </w:r>
+      <w:r>
+        <w:rPr>
+          <w:rFonts w:ascii="Times New Roman" w:hAnsi="Times New Roman"/>
+          <w:sz w:val="24"/>
+          <w:highlight w:val="white"/>
+        </w:rPr>
+        <w:t xml:space="preserve">, </w:t>
+      </w:r>
+      <w:r>
+        <w:rPr>
+          <w:rFonts w:ascii="Times New Roman" w:hAnsi="Times New Roman"/>
+          <w:sz w:val="24"/>
+          <w:highlight w:val="white"/>
+        </w:rPr>
+        <w:t>вінцено́сцю</w:t>
+      </w:r>
+      <w:r>
+        <w:rPr>
+          <w:rFonts w:ascii="Times New Roman" w:hAnsi="Times New Roman"/>
+          <w:sz w:val="24"/>
+          <w:highlight w:val="white"/>
+        </w:rPr>
+        <w:t xml:space="preserve">,* </w:t>
+      </w:r>
+      <w:r>
+        <w:rPr>
+          <w:rFonts w:ascii="Times New Roman" w:hAnsi="Times New Roman"/>
+          <w:sz w:val="24"/>
+          <w:highlight w:val="white"/>
+        </w:rPr>
+        <w:t>лику́єш</w:t>
+      </w:r>
+      <w:r>
+        <w:rPr>
+          <w:rFonts w:ascii="Times New Roman" w:hAnsi="Times New Roman"/>
+          <w:sz w:val="24"/>
+          <w:highlight w:val="white"/>
+        </w:rPr>
+        <w:t xml:space="preserve"> на </w:t>
+      </w:r>
+      <w:r>
+        <w:rPr>
+          <w:rFonts w:ascii="Times New Roman" w:hAnsi="Times New Roman"/>
+          <w:sz w:val="24"/>
+          <w:highlight w:val="white"/>
+        </w:rPr>
+        <w:t>небеса́х</w:t>
+      </w:r>
+      <w:r>
+        <w:rPr>
+          <w:rFonts w:ascii="Times New Roman" w:hAnsi="Times New Roman"/>
+          <w:sz w:val="24"/>
+          <w:highlight w:val="white"/>
+        </w:rPr>
+        <w:t xml:space="preserve">;* </w:t>
+      </w:r>
+      <w:r>
+        <w:rPr>
+          <w:rFonts w:ascii="Times New Roman" w:hAnsi="Times New Roman"/>
+          <w:sz w:val="24"/>
+          <w:highlight w:val="white"/>
+        </w:rPr>
+        <w:t>горли́во</w:t>
+      </w:r>
+      <w:r>
+        <w:rPr>
+          <w:rFonts w:ascii="Times New Roman" w:hAnsi="Times New Roman"/>
+          <w:sz w:val="24"/>
+          <w:highlight w:val="white"/>
+        </w:rPr>
+        <w:t xml:space="preserve"> моли́ за </w:t>
+      </w:r>
+      <w:r>
+        <w:rPr>
+          <w:rFonts w:ascii="Times New Roman" w:hAnsi="Times New Roman"/>
+          <w:sz w:val="24"/>
+          <w:highlight w:val="white"/>
+        </w:rPr>
+        <w:t>ду́ші</w:t>
+      </w:r>
+      <w:r>
+        <w:rPr>
+          <w:rFonts w:ascii="Times New Roman" w:hAnsi="Times New Roman"/>
+          <w:sz w:val="24"/>
+          <w:highlight w:val="white"/>
+        </w:rPr>
+        <w:t xml:space="preserve"> </w:t>
+      </w:r>
+      <w:r>
+        <w:rPr>
+          <w:rFonts w:ascii="Times New Roman" w:hAnsi="Times New Roman"/>
+          <w:sz w:val="24"/>
+          <w:highlight w:val="white"/>
+        </w:rPr>
+        <w:t>на́ші</w:t>
+      </w:r>
+      <w:r>
+        <w:rPr>
+          <w:rFonts w:ascii="Times New Roman" w:hAnsi="Times New Roman"/>
+          <w:sz w:val="24"/>
+          <w:highlight w:val="white"/>
+        </w:rPr>
+        <w:t>.</w:t>
+      </w:r>
+    </w:p>
+    <w:p>
+      <w:pPr>
+        <w:pStyle w:val="a"/>
+        <w:spacing w:after="240"/>
+      </w:pPr>
+      <w:r>
+        <w:rPr>
+          <w:rFonts w:ascii="Times New Roman" w:hAnsi="Times New Roman"/>
+          <w:b/>
+          <w:color w:val="222222"/>
+          <w:sz w:val="24"/>
+          <w:highlight w:val="white"/>
+        </w:rPr>
+        <w:t>І нині</w:t>
+      </w:r>
+      <w:r>
+        <w:rPr>
+          <w:rFonts w:ascii="Times New Roman" w:hAnsi="Times New Roman"/>
+          <w:color w:val="222222"/>
+          <w:sz w:val="24"/>
+          <w:highlight w:val="white"/>
+        </w:rPr>
+        <w:t xml:space="preserve"> </w:t>
+      </w:r>
+      <w:r>
+        <w:rPr>
+          <w:rFonts w:ascii="Times New Roman" w:hAnsi="Times New Roman"/>
+          <w:i/>
+          <w:color w:val="FF0000"/>
+          <w:sz w:val="24"/>
+          <w:highlight w:val="white"/>
+        </w:rPr>
+        <w:t xml:space="preserve">(хрестобогородичний, г. 1, подібний: Небесних хорів): </w:t>
+      </w:r>
+      <w:r>
+        <w:rPr>
+          <w:rFonts w:ascii="Times New Roman" w:hAnsi="Times New Roman"/>
+          <w:sz w:val="24"/>
+          <w:highlight w:val="white"/>
+        </w:rPr>
+        <w:t xml:space="preserve">Під </w:t>
+      </w:r>
+      <w:r>
+        <w:rPr>
+          <w:rFonts w:ascii="Times New Roman" w:hAnsi="Times New Roman"/>
+          <w:sz w:val="24"/>
+          <w:highlight w:val="white"/>
+        </w:rPr>
+        <w:t>Хресто́м</w:t>
+      </w:r>
+      <w:r>
+        <w:rPr>
+          <w:rFonts w:ascii="Times New Roman" w:hAnsi="Times New Roman"/>
+          <w:sz w:val="24"/>
+          <w:highlight w:val="white"/>
+        </w:rPr>
+        <w:t xml:space="preserve"> стоячи́ </w:t>
+      </w:r>
+      <w:r>
+        <w:rPr>
+          <w:rFonts w:ascii="Times New Roman" w:hAnsi="Times New Roman"/>
+          <w:sz w:val="24"/>
+          <w:highlight w:val="white"/>
+        </w:rPr>
+        <w:t>Си́на</w:t>
+      </w:r>
+      <w:r>
+        <w:rPr>
+          <w:rFonts w:ascii="Times New Roman" w:hAnsi="Times New Roman"/>
+          <w:sz w:val="24"/>
+          <w:highlight w:val="white"/>
+        </w:rPr>
+        <w:t xml:space="preserve"> і </w:t>
+      </w:r>
+      <w:r>
+        <w:rPr>
+          <w:rFonts w:ascii="Times New Roman" w:hAnsi="Times New Roman"/>
+          <w:sz w:val="24"/>
+          <w:highlight w:val="white"/>
+        </w:rPr>
+        <w:t>Бо́га</w:t>
+      </w:r>
+      <w:r>
+        <w:rPr>
+          <w:rFonts w:ascii="Times New Roman" w:hAnsi="Times New Roman"/>
+          <w:sz w:val="24"/>
+          <w:highlight w:val="white"/>
+        </w:rPr>
+        <w:t xml:space="preserve"> Твого́* і </w:t>
+      </w:r>
+      <w:r>
+        <w:rPr>
+          <w:rFonts w:ascii="Times New Roman" w:hAnsi="Times New Roman"/>
+          <w:sz w:val="24"/>
+          <w:highlight w:val="white"/>
+        </w:rPr>
+        <w:t>довготерпі́ння</w:t>
+      </w:r>
+      <w:r>
+        <w:rPr>
+          <w:rFonts w:ascii="Times New Roman" w:hAnsi="Times New Roman"/>
+          <w:sz w:val="24"/>
+          <w:highlight w:val="white"/>
+        </w:rPr>
+        <w:t xml:space="preserve"> Його́ </w:t>
+      </w:r>
+      <w:r>
+        <w:rPr>
+          <w:rFonts w:ascii="Times New Roman" w:hAnsi="Times New Roman"/>
+          <w:sz w:val="24"/>
+          <w:highlight w:val="white"/>
+        </w:rPr>
+        <w:t>спогляда́ючи</w:t>
+      </w:r>
+      <w:r>
+        <w:rPr>
+          <w:rFonts w:ascii="Times New Roman" w:hAnsi="Times New Roman"/>
+          <w:sz w:val="24"/>
+          <w:highlight w:val="white"/>
+        </w:rPr>
+        <w:t xml:space="preserve">,* </w:t>
+      </w:r>
+      <w:r>
+        <w:rPr>
+          <w:rFonts w:ascii="Times New Roman" w:hAnsi="Times New Roman"/>
+          <w:sz w:val="24"/>
+          <w:highlight w:val="white"/>
+        </w:rPr>
+        <w:t>промовля́ла</w:t>
+      </w:r>
+      <w:r>
+        <w:rPr>
+          <w:rFonts w:ascii="Times New Roman" w:hAnsi="Times New Roman"/>
+          <w:sz w:val="24"/>
+          <w:highlight w:val="white"/>
+        </w:rPr>
+        <w:t xml:space="preserve">, </w:t>
+      </w:r>
+      <w:r>
+        <w:rPr>
+          <w:rFonts w:ascii="Times New Roman" w:hAnsi="Times New Roman"/>
+          <w:sz w:val="24"/>
+          <w:highlight w:val="white"/>
+        </w:rPr>
+        <w:t>пла́чучи</w:t>
+      </w:r>
+      <w:r>
+        <w:rPr>
+          <w:rFonts w:ascii="Times New Roman" w:hAnsi="Times New Roman"/>
+          <w:sz w:val="24"/>
+          <w:highlight w:val="white"/>
+        </w:rPr>
+        <w:t xml:space="preserve">, </w:t>
+      </w:r>
+      <w:r>
+        <w:rPr>
+          <w:rFonts w:ascii="Times New Roman" w:hAnsi="Times New Roman"/>
+          <w:sz w:val="24"/>
+          <w:highlight w:val="white"/>
+        </w:rPr>
+        <w:t>Ма́ти</w:t>
+      </w:r>
+      <w:r>
+        <w:rPr>
+          <w:rFonts w:ascii="Times New Roman" w:hAnsi="Times New Roman"/>
+          <w:sz w:val="24"/>
+          <w:highlight w:val="white"/>
+        </w:rPr>
+        <w:t xml:space="preserve"> </w:t>
+      </w:r>
+      <w:r>
+        <w:rPr>
+          <w:rFonts w:ascii="Times New Roman" w:hAnsi="Times New Roman"/>
+          <w:sz w:val="24"/>
+          <w:highlight w:val="white"/>
+        </w:rPr>
+        <w:t>Чи́стая</w:t>
+      </w:r>
+      <w:r>
+        <w:rPr>
+          <w:rFonts w:ascii="Times New Roman" w:hAnsi="Times New Roman"/>
+          <w:sz w:val="24"/>
+          <w:highlight w:val="white"/>
+        </w:rPr>
+        <w:t>:* «</w:t>
+      </w:r>
+      <w:r>
+        <w:rPr>
+          <w:rFonts w:ascii="Times New Roman" w:hAnsi="Times New Roman"/>
+          <w:sz w:val="24"/>
+          <w:highlight w:val="white"/>
+        </w:rPr>
+        <w:t>Ле́ле</w:t>
+      </w:r>
+      <w:r>
+        <w:rPr>
+          <w:rFonts w:ascii="Times New Roman" w:hAnsi="Times New Roman"/>
+          <w:sz w:val="24"/>
+          <w:highlight w:val="white"/>
+        </w:rPr>
+        <w:t xml:space="preserve">, Дитя́ </w:t>
+      </w:r>
+      <w:r>
+        <w:rPr>
+          <w:rFonts w:ascii="Times New Roman" w:hAnsi="Times New Roman"/>
+          <w:sz w:val="24"/>
+          <w:highlight w:val="white"/>
+        </w:rPr>
+        <w:t>найсоло́дше</w:t>
+      </w:r>
+      <w:r>
+        <w:rPr>
+          <w:rFonts w:ascii="Times New Roman" w:hAnsi="Times New Roman"/>
+          <w:sz w:val="24"/>
+          <w:highlight w:val="white"/>
+        </w:rPr>
+        <w:t xml:space="preserve">!* Як </w:t>
+      </w:r>
+      <w:r>
+        <w:rPr>
+          <w:rFonts w:ascii="Times New Roman" w:hAnsi="Times New Roman"/>
+          <w:sz w:val="24"/>
+          <w:highlight w:val="white"/>
+        </w:rPr>
+        <w:t>стражда́єш</w:t>
+      </w:r>
+      <w:r>
+        <w:rPr>
+          <w:rFonts w:ascii="Times New Roman" w:hAnsi="Times New Roman"/>
+          <w:sz w:val="24"/>
+          <w:highlight w:val="white"/>
+        </w:rPr>
+        <w:t xml:space="preserve"> Ти </w:t>
+      </w:r>
+      <w:r>
+        <w:rPr>
+          <w:rFonts w:ascii="Times New Roman" w:hAnsi="Times New Roman"/>
+          <w:sz w:val="24"/>
+          <w:highlight w:val="white"/>
+        </w:rPr>
+        <w:t>непра́ведно</w:t>
+      </w:r>
+      <w:r>
+        <w:rPr>
+          <w:rFonts w:ascii="Times New Roman" w:hAnsi="Times New Roman"/>
+          <w:sz w:val="24"/>
+          <w:highlight w:val="white"/>
+        </w:rPr>
+        <w:t xml:space="preserve">, </w:t>
+      </w:r>
+      <w:r>
+        <w:rPr>
+          <w:rFonts w:ascii="Times New Roman" w:hAnsi="Times New Roman"/>
+          <w:sz w:val="24"/>
+          <w:highlight w:val="white"/>
+        </w:rPr>
+        <w:t>Сло́во</w:t>
+      </w:r>
+      <w:r>
+        <w:rPr>
+          <w:rFonts w:ascii="Times New Roman" w:hAnsi="Times New Roman"/>
+          <w:sz w:val="24"/>
+          <w:highlight w:val="white"/>
+        </w:rPr>
+        <w:t xml:space="preserve"> </w:t>
+      </w:r>
+      <w:r>
+        <w:rPr>
+          <w:rFonts w:ascii="Times New Roman" w:hAnsi="Times New Roman"/>
+          <w:sz w:val="24"/>
+          <w:highlight w:val="white"/>
+        </w:rPr>
+        <w:t>Бо́же</w:t>
+      </w:r>
+      <w:r>
+        <w:rPr>
+          <w:rFonts w:ascii="Times New Roman" w:hAnsi="Times New Roman"/>
+          <w:sz w:val="24"/>
+          <w:highlight w:val="white"/>
+        </w:rPr>
+        <w:t xml:space="preserve">,* щоб спасти́ </w:t>
+      </w:r>
+      <w:r>
+        <w:rPr>
+          <w:rFonts w:ascii="Times New Roman" w:hAnsi="Times New Roman"/>
+          <w:sz w:val="24"/>
+          <w:highlight w:val="white"/>
+        </w:rPr>
+        <w:t>лю́дство</w:t>
+      </w:r>
+      <w:r>
+        <w:rPr>
+          <w:rFonts w:ascii="Times New Roman" w:hAnsi="Times New Roman"/>
+          <w:sz w:val="24"/>
+          <w:highlight w:val="white"/>
+        </w:rPr>
+        <w:t>?!»</w:t>
+      </w:r>
+    </w:p>
+    <w:p>
+      <w:pPr>
         <w:pStyle w:val="Heading2"/>
         <w:spacing w:after="120" w:before="0" w:lineRule="auto"/>
         <w:jc w:val="center"/>
@@ -4792,6 +5492,23 @@
     </w:p>
     <w:p>
       <w:pPr>
+        <w:spacing w:after="120" w:lineRule="auto"/>
+        <w:jc w:val="both"/>
+        <w:rPr>
+          <w:rFonts w:ascii="Times New Roman" w:cs="Times New Roman" w:eastAsia="Times New Roman" w:hAnsi="Times New Roman"/>
+          <w:color w:val="ff0000"/>
+          <w:sz w:val="24"/>
+          <w:szCs w:val="24"/>
+        </w:rPr>
+      </w:pPr>
+      <w:r>
+        <w:rPr>
+          <w:rtl w:val="0"/>
+        </w:rPr>
+      </w:r>
+    </w:p>
+    <w:p>
+      <w:pPr>
         <w:pStyle w:val="Heading3"/>
         <w:spacing w:after="120" w:before="0" w:lineRule="auto"/>
         <w:jc w:val="center"/>
@@ -4906,6 +5623,22 @@
     </w:p>
     <w:p>
       <w:pPr>
+        <w:spacing w:after="120" w:lineRule="auto"/>
+        <w:jc w:val="both"/>
+        <w:rPr>
+          <w:rFonts w:ascii="Times New Roman" w:cs="Times New Roman" w:eastAsia="Times New Roman" w:hAnsi="Times New Roman"/>
+          <w:sz w:val="24"/>
+          <w:szCs w:val="24"/>
+        </w:rPr>
+      </w:pPr>
+      <w:r>
+        <w:rPr>
+          <w:rtl w:val="0"/>
+        </w:rPr>
+      </w:r>
+    </w:p>
+    <w:p>
+      <w:pPr>
         <w:pStyle w:val="Heading3"/>
         <w:spacing w:after="120" w:before="0" w:lineRule="auto"/>
         <w:jc w:val="center"/>
@@ -5129,6 +5862,22 @@
     </w:p>
     <w:p>
       <w:pPr>
+        <w:spacing w:after="120" w:lineRule="auto"/>
+        <w:jc w:val="both"/>
+        <w:rPr>
+          <w:rFonts w:ascii="Times New Roman" w:cs="Times New Roman" w:eastAsia="Times New Roman" w:hAnsi="Times New Roman"/>
+          <w:sz w:val="24"/>
+          <w:szCs w:val="24"/>
+        </w:rPr>
+      </w:pPr>
+      <w:r>
+        <w:rPr>
+          <w:rtl w:val="0"/>
+        </w:rPr>
+      </w:r>
+    </w:p>
+    <w:p>
+      <w:pPr>
         <w:pStyle w:val="Heading3"/>
         <w:spacing w:after="120" w:before="0" w:lineRule="auto"/>
         <w:jc w:val="center"/>
@@ -6015,6 +6764,24 @@
     </w:p>
     <w:p>
       <w:pPr>
+        <w:spacing w:after="120" w:lineRule="auto"/>
+        <w:jc w:val="both"/>
+        <w:rPr>
+          <w:rFonts w:ascii="Times New Roman" w:cs="Times New Roman" w:eastAsia="Times New Roman" w:hAnsi="Times New Roman"/>
+          <w:i w:val="1"/>
+          <w:color w:val="ff0000"/>
+          <w:sz w:val="24"/>
+          <w:szCs w:val="24"/>
+        </w:rPr>
+      </w:pPr>
+      <w:r>
+        <w:rPr>
+          <w:rtl w:val="0"/>
+        </w:rPr>
+      </w:r>
+    </w:p>
+    <w:p>
+      <w:pPr>
         <w:pStyle w:val="Heading2"/>
         <w:spacing w:after="120" w:before="0" w:lineRule="auto"/>
         <w:jc w:val="center"/>
@@ -6199,6 +6966,59 @@
     </w:p>
     <w:p>
       <w:pPr>
+        <w:spacing w:after="120" w:lineRule="auto"/>
+        <w:jc w:val="both"/>
+        <w:rPr>
+          <w:rFonts w:ascii="Times New Roman" w:cs="Times New Roman" w:eastAsia="Times New Roman" w:hAnsi="Times New Roman"/>
+          <w:sz w:val="24"/>
+          <w:szCs w:val="24"/>
+        </w:rPr>
+      </w:pPr>
+      <w:r>
+        <w:rPr>
+          <w:rFonts w:ascii="Times New Roman" w:cs="Times New Roman" w:eastAsia="Times New Roman" w:hAnsi="Times New Roman"/>
+          <w:b w:val="1"/>
+          <w:sz w:val="24"/>
+          <w:szCs w:val="24"/>
+          <w:rtl w:val="0"/>
+        </w:rPr>
+        <w:t xml:space="preserve">Слава і нині</w:t>
+      </w:r>
+      <w:sdt>
+        <w:sdtPr>
+          <w:tag w:val="goog_rdk_6"/>
+        </w:sdtPr>
+        <w:sdtContent>
+          <w:r>
+            <w:rPr>
+              <w:rFonts w:ascii="Gungsuh" w:cs="Gungsuh" w:eastAsia="Gungsuh" w:hAnsi="Gungsuh"/>
+              <w:sz w:val="24"/>
+              <w:szCs w:val="24"/>
+              <w:rtl w:val="0"/>
+            </w:rPr>
+            <w:t xml:space="preserve">: Пресвята між жінками Богородице,* Мати, що не знала мужа!* Моли того, кого ти породила − Царя і Бога,* щоб спас нас, як чоловіколюбець.</w:t>
+          </w:r>
+        </w:sdtContent>
+      </w:sdt>
+    </w:p>
+    <w:p>
+      <w:pPr>
+        <w:spacing w:after="120" w:lineRule="auto"/>
+        <w:jc w:val="both"/>
+        <w:rPr>
+          <w:rFonts w:ascii="Times New Roman" w:cs="Times New Roman" w:eastAsia="Times New Roman" w:hAnsi="Times New Roman"/>
+          <w:sz w:val="24"/>
+          <w:szCs w:val="24"/>
+        </w:rPr>
+      </w:pPr>
+      <w:r>
+        <w:rPr>
+          <w:rtl w:val="0"/>
+        </w:rPr>
+      </w:r>
+    </w:p>
+    <w:p>
+      <w:pPr>
         <w:pStyle w:val="Heading3"/>
         <w:spacing w:after="120" w:before="0" w:lineRule="auto"/>
         <w:jc w:val="center"/>
@@ -6353,6 +7173,26 @@
           <w:szCs w:val="24"/>
           <w:rtl w:val="0"/>
         </w:rPr>
+        <w:t xml:space="preserve">Слава Отцю, і Сину, і Святому Духові,* і нині і повсякчас, і на віки віків. Амінь.</w:t>
+      </w:r>
+    </w:p>
+    <w:p>
+      <w:pPr>
+        <w:spacing w:after="120" w:lineRule="auto"/>
+        <w:jc w:val="both"/>
+        <w:rPr>
+          <w:rFonts w:ascii="Times New Roman" w:cs="Times New Roman" w:eastAsia="Times New Roman" w:hAnsi="Times New Roman"/>
+          <w:sz w:val="24"/>
+          <w:szCs w:val="24"/>
+        </w:rPr>
+      </w:pPr>
+      <w:r>
+        <w:rPr>
+          <w:rFonts w:ascii="Times New Roman" w:cs="Times New Roman" w:eastAsia="Times New Roman" w:hAnsi="Times New Roman"/>
+          <w:sz w:val="24"/>
+          <w:szCs w:val="24"/>
+          <w:rtl w:val="0"/>
+        </w:rPr>
         <w:t xml:space="preserve">Пресвята Тройце, помилуй нас;* Господи, очисти гріхи наші;* Владико, прости беззаконня наші;* Святий, завітай і зціли немочі наші імени твого ради.</w:t>
       </w:r>
     </w:p>
@@ -6390,6 +7230,46 @@
         <w:rPr>
           <w:rtl w:val="0"/>
         </w:rPr>
+      </w:r>
+    </w:p>
+    <w:p>
+      <w:pPr>
+        <w:spacing w:after="120" w:lineRule="auto"/>
+        <w:jc w:val="both"/>
+        <w:rPr>
+          <w:rFonts w:ascii="Times New Roman" w:cs="Times New Roman" w:eastAsia="Times New Roman" w:hAnsi="Times New Roman"/>
+          <w:sz w:val="24"/>
+          <w:szCs w:val="24"/>
+        </w:rPr>
+      </w:pPr>
+      <w:r>
+        <w:rPr>
+          <w:rFonts w:ascii="Times New Roman" w:cs="Times New Roman" w:eastAsia="Times New Roman" w:hAnsi="Times New Roman"/>
+          <w:sz w:val="24"/>
+          <w:szCs w:val="24"/>
+          <w:rtl w:val="0"/>
+        </w:rPr>
+        <w:t xml:space="preserve">Слава Отцю, і Сину, і Святому Духові.</w:t>
+      </w:r>
+    </w:p>
+    <w:p>
+      <w:pPr>
+        <w:spacing w:after="120" w:lineRule="auto"/>
+        <w:jc w:val="both"/>
+        <w:rPr>
+          <w:rFonts w:ascii="Times New Roman" w:cs="Times New Roman" w:eastAsia="Times New Roman" w:hAnsi="Times New Roman"/>
+          <w:sz w:val="24"/>
+          <w:szCs w:val="24"/>
+        </w:rPr>
+      </w:pPr>
+      <w:r>
+        <w:rPr>
+          <w:rFonts w:ascii="Times New Roman" w:cs="Times New Roman" w:eastAsia="Times New Roman" w:hAnsi="Times New Roman"/>
+          <w:sz w:val="24"/>
+          <w:szCs w:val="24"/>
+          <w:rtl w:val="0"/>
+        </w:rPr>
+        <w:t xml:space="preserve">І нині і повсякчас, і на віки віків. Амінь.</w:t>
       </w:r>
     </w:p>
     <w:p>
@@ -6478,6 +7358,22 @@
           <w:rtl w:val="0"/>
         </w:rPr>
         <w:t xml:space="preserve">Амінь.</w:t>
+      </w:r>
+    </w:p>
+    <w:p>
+      <w:pPr>
+        <w:spacing w:after="120" w:lineRule="auto"/>
+        <w:jc w:val="both"/>
+        <w:rPr>
+          <w:rFonts w:ascii="Times New Roman" w:cs="Times New Roman" w:eastAsia="Times New Roman" w:hAnsi="Times New Roman"/>
+          <w:sz w:val="24"/>
+          <w:szCs w:val="24"/>
+        </w:rPr>
+      </w:pPr>
+      <w:r>
+        <w:rPr>
+          <w:rtl w:val="0"/>
+        </w:rPr>
       </w:r>
     </w:p>
     <w:p>
@@ -7125,6 +8021,22 @@
     </w:p>
     <w:p>
       <w:pPr>
+        <w:spacing w:after="120" w:lineRule="auto"/>
+        <w:jc w:val="both"/>
+        <w:rPr>
+          <w:rFonts w:ascii="Times New Roman" w:cs="Times New Roman" w:eastAsia="Times New Roman" w:hAnsi="Times New Roman"/>
+          <w:sz w:val="24"/>
+          <w:szCs w:val="24"/>
+        </w:rPr>
+      </w:pPr>
+      <w:r>
+        <w:rPr>
+          <w:rtl w:val="0"/>
+        </w:rPr>
+      </w:r>
+    </w:p>
+    <w:p>
+      <w:pPr>
         <w:pStyle w:val="Heading2"/>
         <w:spacing w:after="120" w:before="0" w:lineRule="auto"/>
         <w:jc w:val="center"/>
@@ -7376,6 +8288,22 @@
     </w:p>
     <w:p>
       <w:pPr>
+        <w:spacing w:after="120" w:lineRule="auto"/>
+        <w:jc w:val="both"/>
+        <w:rPr>
+          <w:rFonts w:ascii="Times New Roman" w:cs="Times New Roman" w:eastAsia="Times New Roman" w:hAnsi="Times New Roman"/>
+          <w:sz w:val="24"/>
+          <w:szCs w:val="24"/>
+        </w:rPr>
+      </w:pPr>
+      <w:r>
+        <w:rPr>
+          <w:rtl w:val="0"/>
+        </w:rPr>
+      </w:r>
+    </w:p>
+    <w:p>
+      <w:pPr>
         <w:pStyle w:val="Heading3"/>
         <w:spacing w:after="120" w:before="0" w:lineRule="auto"/>
         <w:jc w:val="center"/>
@@ -7430,6 +8358,57 @@
     </w:p>
     <w:p>
       <w:pPr>
+        <w:spacing w:after="120" w:lineRule="auto"/>
+        <w:jc w:val="both"/>
+        <w:rPr>
+          <w:rFonts w:ascii="Times New Roman" w:cs="Times New Roman" w:eastAsia="Times New Roman" w:hAnsi="Times New Roman"/>
+          <w:sz w:val="24"/>
+          <w:szCs w:val="24"/>
+        </w:rPr>
+      </w:pPr>
+      <w:r>
+        <w:rPr>
+          <w:rtl w:val="0"/>
+        </w:rPr>
+      </w:r>
+    </w:p>
+    <w:p>
+      <w:pPr>
+        <w:spacing w:after="120" w:lineRule="auto"/>
+        <w:jc w:val="both"/>
+        <w:rPr>
+          <w:rFonts w:ascii="Times New Roman" w:cs="Times New Roman" w:eastAsia="Times New Roman" w:hAnsi="Times New Roman"/>
+          <w:sz w:val="24"/>
+          <w:szCs w:val="24"/>
+        </w:rPr>
+      </w:pPr>
+      <w:r>
+        <w:rPr>
+          <w:rtl w:val="0"/>
+        </w:rPr>
+      </w:r>
+    </w:p>
+    <w:p>
+      <w:pPr>
+        <w:spacing w:after="120" w:lineRule="auto"/>
+        <w:jc w:val="both"/>
+        <w:rPr>
+          <w:rFonts w:ascii="Times New Roman" w:cs="Times New Roman" w:eastAsia="Times New Roman" w:hAnsi="Times New Roman"/>
+          <w:sz w:val="24"/>
+          <w:szCs w:val="24"/>
+        </w:rPr>
+      </w:pPr>
+      <w:r>
+        <w:br w:type="page"/>
+      </w:r>
+      <w:r>
+        <w:rPr>
+          <w:rtl w:val="0"/>
+        </w:rPr>
+      </w:r>
+    </w:p>
+    <w:p>
+      <w:pPr>
         <w:pStyle w:val="Heading1"/>
         <w:spacing w:after="120" w:lineRule="auto"/>
         <w:jc w:val="center"/>
@@ -7521,6 +8500,42 @@
         <w:jc w:val="both"/>
         <w:rPr>
           <w:rFonts w:ascii="Times New Roman" w:cs="Times New Roman" w:eastAsia="Times New Roman" w:hAnsi="Times New Roman"/>
+          <w:sz w:val="24"/>
+          <w:szCs w:val="24"/>
+        </w:rPr>
+      </w:pPr>
+      <w:r>
+        <w:rPr>
+          <w:rFonts w:ascii="Times New Roman" w:cs="Times New Roman" w:eastAsia="Times New Roman" w:hAnsi="Times New Roman"/>
+          <w:sz w:val="24"/>
+          <w:szCs w:val="24"/>
+          <w:rtl w:val="0"/>
+        </w:rPr>
+        <w:t xml:space="preserve">Слава во вишніх Богу, і на землі мир,* в людях благовоління </w:t>
+      </w:r>
+      <w:r>
+        <w:rPr>
+          <w:rFonts w:ascii="Times New Roman" w:cs="Times New Roman" w:eastAsia="Times New Roman" w:hAnsi="Times New Roman"/>
+          <w:i w:val="1"/>
+          <w:color w:val="ff0000"/>
+          <w:sz w:val="24"/>
+          <w:szCs w:val="24"/>
+          <w:rtl w:val="0"/>
+        </w:rPr>
+        <w:t xml:space="preserve">(3 р.)</w:t>
+      </w:r>
+      <w:r>
+        <w:rPr>
+          <w:rtl w:val="0"/>
+        </w:rPr>
+      </w:r>
+    </w:p>
+    <w:p>
+      <w:pPr>
+        <w:spacing w:after="120" w:lineRule="auto"/>
+        <w:jc w:val="both"/>
+        <w:rPr>
+          <w:rFonts w:ascii="Times New Roman" w:cs="Times New Roman" w:eastAsia="Times New Roman" w:hAnsi="Times New Roman"/>
           <w:i w:val="1"/>
           <w:color w:val="ff0000"/>
           <w:sz w:val="24"/>
@@ -7546,6 +8561,22 @@
           <w:rtl w:val="0"/>
         </w:rPr>
         <w:t xml:space="preserve">(2 р.)</w:t>
+      </w:r>
+    </w:p>
+    <w:p>
+      <w:pPr>
+        <w:spacing w:after="120" w:lineRule="auto"/>
+        <w:jc w:val="both"/>
+        <w:rPr>
+          <w:rFonts w:ascii="Times New Roman" w:cs="Times New Roman" w:eastAsia="Times New Roman" w:hAnsi="Times New Roman"/>
+          <w:sz w:val="24"/>
+          <w:szCs w:val="24"/>
+        </w:rPr>
+      </w:pPr>
+      <w:r>
+        <w:rPr>
+          <w:rtl w:val="0"/>
+        </w:rPr>
       </w:r>
     </w:p>
     <w:p>
@@ -8550,6 +9581,42 @@
     </w:p>
     <w:p>
       <w:pPr>
+        <w:spacing w:after="120" w:lineRule="auto"/>
+        <w:jc w:val="both"/>
+        <w:rPr>
+          <w:rFonts w:ascii="Times New Roman" w:cs="Times New Roman" w:eastAsia="Times New Roman" w:hAnsi="Times New Roman"/>
+          <w:sz w:val="24"/>
+          <w:szCs w:val="24"/>
+        </w:rPr>
+      </w:pPr>
+      <w:r>
+        <w:rPr>
+          <w:rtl w:val="0"/>
+        </w:rPr>
+      </w:r>
+    </w:p>
+    <w:p>
+      <w:pPr>
+        <w:spacing w:after="120" w:lineRule="auto"/>
+        <w:jc w:val="both"/>
+        <w:rPr>
+          <w:rFonts w:ascii="Times New Roman" w:cs="Times New Roman" w:eastAsia="Times New Roman" w:hAnsi="Times New Roman"/>
+          <w:sz w:val="24"/>
+          <w:szCs w:val="24"/>
+        </w:rPr>
+      </w:pPr>
+      <w:r>
+        <w:rPr>
+          <w:rFonts w:ascii="Times New Roman" w:cs="Times New Roman" w:eastAsia="Times New Roman" w:hAnsi="Times New Roman"/>
+          <w:sz w:val="24"/>
+          <w:szCs w:val="24"/>
+          <w:rtl w:val="0"/>
+        </w:rPr>
+        <w:t xml:space="preserve">Слава Отцю, і Сину, і Святому Духові, і нині і повсякчас, і на віки віків. Амінь.</w:t>
+      </w:r>
+    </w:p>
+    <w:p>
+      <w:pPr>
         <w:tabs>
           <w:tab w:val="left" w:leader="none" w:pos="6750"/>
         </w:tabs>
@@ -8617,6 +9684,42 @@
         </w:rPr>
         <w:t xml:space="preserve">(3 р.)</w:t>
       </w:r>
+      <w:r>
+        <w:rPr>
+          <w:rtl w:val="0"/>
+        </w:rPr>
+      </w:r>
+    </w:p>
+    <w:p>
+      <w:pPr>
+        <w:spacing w:after="120" w:lineRule="auto"/>
+        <w:jc w:val="both"/>
+        <w:rPr>
+          <w:rFonts w:ascii="Times New Roman" w:cs="Times New Roman" w:eastAsia="Times New Roman" w:hAnsi="Times New Roman"/>
+          <w:sz w:val="24"/>
+          <w:szCs w:val="24"/>
+        </w:rPr>
+      </w:pPr>
+      <w:r>
+        <w:rPr>
+          <w:rFonts w:ascii="Times New Roman" w:cs="Times New Roman" w:eastAsia="Times New Roman" w:hAnsi="Times New Roman"/>
+          <w:sz w:val="24"/>
+          <w:szCs w:val="24"/>
+          <w:rtl w:val="0"/>
+        </w:rPr>
+        <w:t xml:space="preserve">Слава Отцю, і Сину, і Святому Духові, і нині і повсякчас, і на віки віків. Амінь.</w:t>
+      </w:r>
+    </w:p>
+    <w:p>
+      <w:pPr>
+        <w:spacing w:after="120" w:lineRule="auto"/>
+        <w:jc w:val="both"/>
+        <w:rPr>
+          <w:rFonts w:ascii="Times New Roman" w:cs="Times New Roman" w:eastAsia="Times New Roman" w:hAnsi="Times New Roman"/>
+          <w:sz w:val="24"/>
+          <w:szCs w:val="24"/>
+        </w:rPr>
+      </w:pPr>
       <w:r>
         <w:rPr>
           <w:rtl w:val="0"/>
@@ -8877,6 +9980,33 @@
           <w:szCs w:val="24"/>
         </w:rPr>
       </w:pPr>
+      <w:sdt>
+        <w:sdtPr>
+          <w:tag w:val="goog_rdk_7"/>
+        </w:sdtPr>
+        <w:sdtContent>
+          <w:r>
+            <w:rPr>
+              <w:rFonts w:ascii="Gungsuh" w:cs="Gungsuh" w:eastAsia="Gungsuh" w:hAnsi="Gungsuh"/>
+              <w:sz w:val="24"/>
+              <w:szCs w:val="24"/>
+              <w:rtl w:val="0"/>
+            </w:rPr>
+            <w:t xml:space="preserve">Хіба звіщатимуть у могилі твою милість,* у пропасті глибокій − твою вірність?</w:t>
+          </w:r>
+        </w:sdtContent>
+      </w:sdt>
+    </w:p>
+    <w:p>
+      <w:pPr>
+        <w:spacing w:after="120" w:lineRule="auto"/>
+        <w:jc w:val="both"/>
+        <w:rPr>
+          <w:rFonts w:ascii="Times New Roman" w:cs="Times New Roman" w:eastAsia="Times New Roman" w:hAnsi="Times New Roman"/>
+          <w:sz w:val="24"/>
+          <w:szCs w:val="24"/>
+        </w:rPr>
+      </w:pPr>
       <w:r>
         <w:rPr>
           <w:rFonts w:ascii="Times New Roman" w:cs="Times New Roman" w:eastAsia="Times New Roman" w:hAnsi="Times New Roman"/>
@@ -8937,6 +10067,33 @@
           <w:szCs w:val="24"/>
         </w:rPr>
       </w:pPr>
+      <w:sdt>
+        <w:sdtPr>
+          <w:tag w:val="goog_rdk_8"/>
+        </w:sdtPr>
+        <w:sdtContent>
+          <w:r>
+            <w:rPr>
+              <w:rFonts w:ascii="Gungsuh" w:cs="Gungsuh" w:eastAsia="Gungsuh" w:hAnsi="Gungsuh"/>
+              <w:sz w:val="24"/>
+              <w:szCs w:val="24"/>
+              <w:rtl w:val="0"/>
+            </w:rPr>
+            <w:t xml:space="preserve">Я безталанний і конаю змалку,* я перебув страх твій − і умліваю.</w:t>
+          </w:r>
+        </w:sdtContent>
+      </w:sdt>
+    </w:p>
+    <w:p>
+      <w:pPr>
+        <w:spacing w:after="120" w:lineRule="auto"/>
+        <w:jc w:val="both"/>
+        <w:rPr>
+          <w:rFonts w:ascii="Times New Roman" w:cs="Times New Roman" w:eastAsia="Times New Roman" w:hAnsi="Times New Roman"/>
+          <w:sz w:val="24"/>
+          <w:szCs w:val="24"/>
+        </w:rPr>
+      </w:pPr>
       <w:r>
         <w:rPr>
           <w:rFonts w:ascii="Times New Roman" w:cs="Times New Roman" w:eastAsia="Times New Roman" w:hAnsi="Times New Roman"/>
@@ -9038,6 +10195,33 @@
           <w:szCs w:val="24"/>
         </w:rPr>
       </w:pPr>
+      <w:sdt>
+        <w:sdtPr>
+          <w:tag w:val="goog_rdk_9"/>
+        </w:sdtPr>
+        <w:sdtContent>
+          <w:r>
+            <w:rPr>
+              <w:rFonts w:ascii="Gungsuh" w:cs="Gungsuh" w:eastAsia="Gungsuh" w:hAnsi="Gungsuh"/>
+              <w:sz w:val="24"/>
+              <w:szCs w:val="24"/>
+              <w:rtl w:val="0"/>
+            </w:rPr>
+            <w:t xml:space="preserve">Благослови, душе моя, Господа,* і все нутро моє − його святе ім'я.</w:t>
+          </w:r>
+        </w:sdtContent>
+      </w:sdt>
+    </w:p>
+    <w:p>
+      <w:pPr>
+        <w:spacing w:after="120" w:lineRule="auto"/>
+        <w:jc w:val="both"/>
+        <w:rPr>
+          <w:rFonts w:ascii="Times New Roman" w:cs="Times New Roman" w:eastAsia="Times New Roman" w:hAnsi="Times New Roman"/>
+          <w:sz w:val="24"/>
+          <w:szCs w:val="24"/>
+        </w:rPr>
+      </w:pPr>
       <w:r>
         <w:rPr>
           <w:rFonts w:ascii="Times New Roman" w:cs="Times New Roman" w:eastAsia="Times New Roman" w:hAnsi="Times New Roman"/>
@@ -9735,6 +10919,26 @@
         <w:jc w:val="both"/>
         <w:rPr>
           <w:rFonts w:ascii="Times New Roman" w:cs="Times New Roman" w:eastAsia="Times New Roman" w:hAnsi="Times New Roman"/>
+          <w:sz w:val="24"/>
+          <w:szCs w:val="24"/>
+        </w:rPr>
+      </w:pPr>
+      <w:r>
+        <w:rPr>
+          <w:rFonts w:ascii="Times New Roman" w:cs="Times New Roman" w:eastAsia="Times New Roman" w:hAnsi="Times New Roman"/>
+          <w:sz w:val="24"/>
+          <w:szCs w:val="24"/>
+          <w:rtl w:val="0"/>
+        </w:rPr>
+        <w:t xml:space="preserve">Слава Отцю, і Сину, і Святому Духові: І нині і повсякчас, і на віки віків. Амінь. </w:t>
+      </w:r>
+    </w:p>
+    <w:p>
+      <w:pPr>
+        <w:spacing w:after="120" w:lineRule="auto"/>
+        <w:jc w:val="both"/>
+        <w:rPr>
+          <w:rFonts w:ascii="Times New Roman" w:cs="Times New Roman" w:eastAsia="Times New Roman" w:hAnsi="Times New Roman"/>
           <w:color w:val="ff0000"/>
           <w:sz w:val="24"/>
           <w:szCs w:val="24"/>
@@ -9760,6 +10964,24 @@
         </w:rPr>
         <w:t xml:space="preserve">(3 р.)</w:t>
       </w:r>
+      <w:r>
+        <w:rPr>
+          <w:rtl w:val="0"/>
+        </w:rPr>
+      </w:r>
+    </w:p>
+    <w:p>
+      <w:pPr>
+        <w:spacing w:after="120" w:lineRule="auto"/>
+        <w:jc w:val="both"/>
+        <w:rPr>
+          <w:rFonts w:ascii="Times New Roman" w:cs="Times New Roman" w:eastAsia="Times New Roman" w:hAnsi="Times New Roman"/>
+          <w:b w:val="1"/>
+          <w:color w:val="ff0000"/>
+          <w:sz w:val="24"/>
+          <w:szCs w:val="24"/>
+        </w:rPr>
+      </w:pPr>
       <w:r>
         <w:rPr>
           <w:rtl w:val="0"/>
@@ -10177,6 +11399,23 @@
     </w:p>
     <w:p>
       <w:pPr>
+        <w:spacing w:after="120" w:lineRule="auto"/>
+        <w:jc w:val="both"/>
+        <w:rPr>
+          <w:rFonts w:ascii="Times New Roman" w:cs="Times New Roman" w:eastAsia="Times New Roman" w:hAnsi="Times New Roman"/>
+          <w:color w:val="ff0000"/>
+          <w:sz w:val="24"/>
+          <w:szCs w:val="24"/>
+        </w:rPr>
+      </w:pPr>
+      <w:r>
+        <w:rPr>
+          <w:rtl w:val="0"/>
+        </w:rPr>
+      </w:r>
+    </w:p>
+    <w:p>
+      <w:pPr>
         <w:pStyle w:val="Heading2"/>
         <w:spacing w:after="120" w:before="0" w:lineRule="auto"/>
         <w:jc w:val="center"/>
@@ -11031,6 +12270,23 @@
     </w:p>
     <w:p>
       <w:pPr>
+        <w:spacing w:after="120" w:lineRule="auto"/>
+        <w:jc w:val="both"/>
+        <w:rPr>
+          <w:rFonts w:ascii="Times New Roman" w:cs="Times New Roman" w:eastAsia="Times New Roman" w:hAnsi="Times New Roman"/>
+          <w:color w:val="ff0000"/>
+          <w:sz w:val="24"/>
+          <w:szCs w:val="24"/>
+        </w:rPr>
+      </w:pPr>
+      <w:r>
+        <w:rPr>
+          <w:rtl w:val="0"/>
+        </w:rPr>
+      </w:r>
+    </w:p>
+    <w:p>
+      <w:pPr>
         <w:pStyle w:val="Heading3"/>
         <w:spacing w:after="120" w:before="0" w:lineRule="auto"/>
         <w:jc w:val="center"/>
@@ -11284,6 +12540,22 @@
     </w:p>
     <w:p>
       <w:pPr>
+        <w:spacing w:after="120" w:lineRule="auto"/>
+        <w:jc w:val="both"/>
+        <w:rPr>
+          <w:rFonts w:ascii="Times New Roman" w:cs="Times New Roman" w:eastAsia="Times New Roman" w:hAnsi="Times New Roman"/>
+          <w:sz w:val="24"/>
+          <w:szCs w:val="24"/>
+        </w:rPr>
+      </w:pPr>
+      <w:r>
+        <w:rPr>
+          <w:rtl w:val="0"/>
+        </w:rPr>
+      </w:r>
+    </w:p>
+    <w:p>
+      <w:pPr>
         <w:pStyle w:val="Heading3"/>
         <w:spacing w:after="120" w:before="0" w:lineRule="auto"/>
         <w:jc w:val="center"/>
@@ -11701,6 +12973,22 @@
     </w:p>
     <w:p>
       <w:pPr>
+        <w:spacing w:after="120" w:lineRule="auto"/>
+        <w:jc w:val="both"/>
+        <w:rPr>
+          <w:rFonts w:ascii="Times New Roman" w:cs="Times New Roman" w:eastAsia="Times New Roman" w:hAnsi="Times New Roman"/>
+          <w:sz w:val="24"/>
+          <w:szCs w:val="24"/>
+        </w:rPr>
+      </w:pPr>
+      <w:r>
+        <w:rPr>
+          <w:rtl w:val="0"/>
+        </w:rPr>
+      </w:r>
+    </w:p>
+    <w:p>
+      <w:pPr>
         <w:pStyle w:val="Heading3"/>
         <w:spacing w:after="120" w:before="0" w:lineRule="auto"/>
         <w:jc w:val="center"/>
@@ -11759,6 +13047,54 @@
         <w:jc w:val="both"/>
         <w:rPr>
           <w:rFonts w:ascii="Times New Roman" w:cs="Times New Roman" w:eastAsia="Times New Roman" w:hAnsi="Times New Roman"/>
+          <w:sz w:val="24"/>
+          <w:szCs w:val="24"/>
+        </w:rPr>
+      </w:pPr>
+      <w:r>
+        <w:rPr>
+          <w:rFonts w:ascii="Times New Roman" w:cs="Times New Roman" w:eastAsia="Times New Roman" w:hAnsi="Times New Roman"/>
+          <w:b w:val="1"/>
+          <w:sz w:val="24"/>
+          <w:szCs w:val="24"/>
+          <w:rtl w:val="0"/>
+        </w:rPr>
+        <w:t xml:space="preserve">Слава і нині</w:t>
+      </w:r>
+      <w:r>
+        <w:rPr>
+          <w:rFonts w:ascii="Times New Roman" w:cs="Times New Roman" w:eastAsia="Times New Roman" w:hAnsi="Times New Roman"/>
+          <w:sz w:val="24"/>
+          <w:szCs w:val="24"/>
+          <w:rtl w:val="0"/>
+        </w:rPr>
+        <w:t xml:space="preserve">: Красотою твого дівицтва* і пресвітлою чистотою твоєю здивувався Гавриїл* і до тебе закликав: Богородице! Яку похвалу принесу тобі достойну?* І як тебе назву? Не можу збагнути й жахаюся,* тому, як і доручено мені, кличу до тебе:* Радуйся, Благодатна!</w:t>
+      </w:r>
+    </w:p>
+    <w:p>
+      <w:pPr>
+        <w:spacing w:after="120" w:lineRule="auto"/>
+        <w:jc w:val="both"/>
+        <w:rPr>
+          <w:rFonts w:ascii="Times New Roman" w:cs="Times New Roman" w:eastAsia="Times New Roman" w:hAnsi="Times New Roman"/>
+          <w:i w:val="1"/>
+          <w:color w:val="ff0000"/>
+          <w:sz w:val="24"/>
+          <w:szCs w:val="24"/>
+        </w:rPr>
+      </w:pPr>
+      <w:r>
+        <w:rPr>
+          <w:rtl w:val="0"/>
+        </w:rPr>
+      </w:r>
+    </w:p>
+    <w:p>
+      <w:pPr>
+        <w:spacing w:after="120" w:lineRule="auto"/>
+        <w:jc w:val="both"/>
+        <w:rPr>
+          <w:rFonts w:ascii="Times New Roman" w:cs="Times New Roman" w:eastAsia="Times New Roman" w:hAnsi="Times New Roman"/>
           <w:i w:val="1"/>
           <w:color w:val="ff0000"/>
           <w:sz w:val="24"/>
@@ -12097,6 +13433,22 @@
     </w:p>
     <w:p>
       <w:pPr>
+        <w:spacing w:after="120" w:lineRule="auto"/>
+        <w:jc w:val="both"/>
+        <w:rPr>
+          <w:rFonts w:ascii="Times New Roman" w:cs="Times New Roman" w:eastAsia="Times New Roman" w:hAnsi="Times New Roman"/>
+          <w:sz w:val="24"/>
+          <w:szCs w:val="24"/>
+        </w:rPr>
+      </w:pPr>
+      <w:r>
+        <w:rPr>
+          <w:rtl w:val="0"/>
+        </w:rPr>
+      </w:r>
+    </w:p>
+    <w:p>
+      <w:pPr>
         <w:pStyle w:val="Heading3"/>
         <w:spacing w:after="120" w:before="0" w:lineRule="auto"/>
         <w:jc w:val="center"/>
@@ -12151,6 +13503,52 @@
     </w:p>
     <w:p>
       <w:pPr>
+        <w:spacing w:after="120" w:lineRule="auto"/>
+        <w:jc w:val="both"/>
+        <w:rPr>
+          <w:rFonts w:ascii="Times New Roman" w:cs="Times New Roman" w:eastAsia="Times New Roman" w:hAnsi="Times New Roman"/>
+          <w:sz w:val="24"/>
+          <w:szCs w:val="24"/>
+        </w:rPr>
+      </w:pPr>
+      <w:r>
+        <w:rPr>
+          <w:rFonts w:ascii="Times New Roman" w:cs="Times New Roman" w:eastAsia="Times New Roman" w:hAnsi="Times New Roman"/>
+          <w:b w:val="1"/>
+          <w:sz w:val="24"/>
+          <w:szCs w:val="24"/>
+          <w:rtl w:val="0"/>
+        </w:rPr>
+        <w:t xml:space="preserve">Слава і нині</w:t>
+      </w:r>
+      <w:r>
+        <w:rPr>
+          <w:rFonts w:ascii="Times New Roman" w:cs="Times New Roman" w:eastAsia="Times New Roman" w:hAnsi="Times New Roman"/>
+          <w:sz w:val="24"/>
+          <w:szCs w:val="24"/>
+          <w:rtl w:val="0"/>
+        </w:rPr>
+        <w:t xml:space="preserve">: Прийми, Владичице тих, що з вірою прибігають під твій покров,* і не відкинь, о Добра, ані не погорди нами, що молимось у покаянні.* Прийми з наших уст недостойних молитву* і своїм посередництвом визволи з сітей,* щоб сміливо ми кликали до тебе: Радуйся, Благодатна!</w:t>
+      </w:r>
+    </w:p>
+    <w:p>
+      <w:pPr>
+        <w:spacing w:after="120" w:lineRule="auto"/>
+        <w:jc w:val="both"/>
+        <w:rPr>
+          <w:rFonts w:ascii="Times New Roman" w:cs="Times New Roman" w:eastAsia="Times New Roman" w:hAnsi="Times New Roman"/>
+          <w:sz w:val="24"/>
+          <w:szCs w:val="24"/>
+        </w:rPr>
+      </w:pPr>
+      <w:r>
+        <w:rPr>
+          <w:rtl w:val="0"/>
+        </w:rPr>
+      </w:r>
+    </w:p>
+    <w:p>
+      <w:pPr>
         <w:pStyle w:val="Heading3"/>
         <w:spacing w:after="120" w:before="0" w:lineRule="auto"/>
         <w:jc w:val="center"/>
@@ -12585,13 +13983,46 @@
       </w:pPr>
       <w:r>
         <w:rPr>
+          <w:rtl w:val="0"/>
+        </w:rPr>
+      </w:r>
+    </w:p>
+    <w:p>
+      <w:pPr>
+        <w:spacing w:after="120" w:lineRule="auto"/>
+        <w:jc w:val="both"/>
+        <w:rPr>
           <w:rFonts w:ascii="Times New Roman" w:cs="Times New Roman" w:eastAsia="Times New Roman" w:hAnsi="Times New Roman"/>
           <w:sz w:val="24"/>
           <w:szCs w:val="24"/>
           <w:u w:val="single"/>
+        </w:rPr>
+      </w:pPr>
+      <w:r>
+        <w:rPr>
+          <w:rFonts w:ascii="Times New Roman" w:cs="Times New Roman" w:eastAsia="Times New Roman" w:hAnsi="Times New Roman"/>
+          <w:sz w:val="24"/>
+          <w:szCs w:val="24"/>
+          <w:u w:val="single"/>
           <w:rtl w:val="0"/>
         </w:rPr>
         <w:t xml:space="preserve">[Господи, Боже наш! Ти за покаяння дарував людям відпущення, нам же, як образ пізнання і визнання гріхів, показав покаяння і прощення пророка Давида. Тож, Владико, помилуй з великої милости твоєї нас, що в чимало великих гріхів впали, і по багатстві ласк твоїх очисти беззаконня наші, бо перед тобою згрішили ми, Господи, що невідомі й таємні речі серця людського знаєш, і єдиний ти маєш владу прощати гріхи. Серце ж чисте вчини в нас і Духом владичним утверди нас, і радість спасіння твого яви нам. Не відкинь нас від лиця твого, але дозволь, як Добрий і Чоловіколюбець, аж до останнього нашого віддиху появляти тобі жертву справедливости й приноси на святих твоїх жертовниках, милістю і ласками і чоловіколюб'ям єдинородного Сина твого, з яким ти є благословенний з пресвятим, добрим і животворящим твоїм Духом, нині й повсякчас, і на віки віків. Амінь.]</w:t>
+      </w:r>
+    </w:p>
+    <w:p>
+      <w:pPr>
+        <w:spacing w:after="120" w:lineRule="auto"/>
+        <w:jc w:val="both"/>
+        <w:rPr>
+          <w:rFonts w:ascii="Times New Roman" w:cs="Times New Roman" w:eastAsia="Times New Roman" w:hAnsi="Times New Roman"/>
+          <w:sz w:val="24"/>
+          <w:szCs w:val="24"/>
+        </w:rPr>
+      </w:pPr>
+      <w:r>
+        <w:rPr>
+          <w:rtl w:val="0"/>
+        </w:rPr>
       </w:r>
     </w:p>
     <w:p>
@@ -14654,6 +16085,22 @@
     </w:p>
     <w:p>
       <w:pPr>
+        <w:spacing w:after="120" w:lineRule="auto"/>
+        <w:jc w:val="both"/>
+        <w:rPr>
+          <w:rFonts w:ascii="Times New Roman" w:cs="Times New Roman" w:eastAsia="Times New Roman" w:hAnsi="Times New Roman"/>
+          <w:sz w:val="24"/>
+          <w:szCs w:val="24"/>
+        </w:rPr>
+      </w:pPr>
+      <w:r>
+        <w:rPr>
+          <w:rtl w:val="0"/>
+        </w:rPr>
+      </w:r>
+    </w:p>
+    <w:p>
+      <w:pPr>
         <w:pStyle w:val="Heading3"/>
         <w:spacing w:after="120" w:lineRule="auto"/>
         <w:jc w:val="center"/>
@@ -14845,6 +16292,54 @@
           <w:rtl w:val="0"/>
         </w:rPr>
         <w:t xml:space="preserve">Як свідок Христовий і божественний Христитель,* як світильник покаяння і світанок праведности,* та посередник між старим і новим Завітами,* просвіти постарілу від злоби мою смиренну душу,* обновивши божественним розумінням.</w:t>
+      </w:r>
+    </w:p>
+    <w:p>
+      <w:pPr>
+        <w:spacing w:after="120" w:lineRule="auto"/>
+        <w:jc w:val="both"/>
+        <w:rPr>
+          <w:rFonts w:ascii="Times New Roman" w:cs="Times New Roman" w:eastAsia="Times New Roman" w:hAnsi="Times New Roman"/>
+          <w:sz w:val="24"/>
+          <w:szCs w:val="24"/>
+        </w:rPr>
+      </w:pPr>
+      <w:r>
+        <w:rPr>
+          <w:rFonts w:ascii="Times New Roman" w:cs="Times New Roman" w:eastAsia="Times New Roman" w:hAnsi="Times New Roman"/>
+          <w:b w:val="1"/>
+          <w:sz w:val="24"/>
+          <w:szCs w:val="24"/>
+          <w:rtl w:val="0"/>
+        </w:rPr>
+        <w:t xml:space="preserve">Слава і нині</w:t>
+      </w:r>
+      <w:r>
+        <w:rPr>
+          <w:rFonts w:ascii="Times New Roman" w:cs="Times New Roman" w:eastAsia="Times New Roman" w:hAnsi="Times New Roman"/>
+          <w:sz w:val="24"/>
+          <w:szCs w:val="24"/>
+          <w:rtl w:val="0"/>
+        </w:rPr>
+        <w:t xml:space="preserve">: Як Мати Божа, як Мати зродженого з тебе тілом Слова Божого, моли його завжди, Чиста,* з безтілесними, апостолами й пророками* та з святителями й мучениками,* щоб подав світові мир, пречиста Діво Мати.</w:t>
+      </w:r>
+    </w:p>
+    <w:p>
+      <w:pPr>
+        <w:spacing w:after="120" w:lineRule="auto"/>
+        <w:jc w:val="both"/>
+        <w:rPr>
+          <w:rFonts w:ascii="Times New Roman" w:cs="Times New Roman" w:eastAsia="Times New Roman" w:hAnsi="Times New Roman"/>
+          <w:i w:val="1"/>
+          <w:color w:val="000000"/>
+          <w:sz w:val="24"/>
+          <w:szCs w:val="24"/>
+        </w:rPr>
+      </w:pPr>
+      <w:r>
+        <w:rPr>
+          <w:rtl w:val="0"/>
+        </w:rPr>
       </w:r>
     </w:p>
     <w:p>
@@ -14906,6 +16401,24 @@
     </w:p>
     <w:p>
       <w:pPr>
+        <w:spacing w:after="120" w:lineRule="auto"/>
+        <w:jc w:val="both"/>
+        <w:rPr>
+          <w:rFonts w:ascii="Times New Roman" w:cs="Times New Roman" w:eastAsia="Times New Roman" w:hAnsi="Times New Roman"/>
+          <w:i w:val="1"/>
+          <w:color w:val="ff0000"/>
+          <w:sz w:val="24"/>
+          <w:szCs w:val="24"/>
+        </w:rPr>
+      </w:pPr>
+      <w:r>
+        <w:rPr>
+          <w:rtl w:val="0"/>
+        </w:rPr>
+      </w:r>
+    </w:p>
+    <w:p>
+      <w:pPr>
         <w:pStyle w:val="Heading3"/>
         <w:spacing w:after="120" w:before="0" w:lineRule="auto"/>
         <w:jc w:val="center"/>
@@ -15226,6 +16739,22 @@
     </w:p>
     <w:p>
       <w:pPr>
+        <w:spacing w:after="120" w:lineRule="auto"/>
+        <w:jc w:val="both"/>
+        <w:rPr>
+          <w:rFonts w:ascii="Times New Roman" w:cs="Times New Roman" w:eastAsia="Times New Roman" w:hAnsi="Times New Roman"/>
+          <w:sz w:val="24"/>
+          <w:szCs w:val="24"/>
+        </w:rPr>
+      </w:pPr>
+      <w:r>
+        <w:rPr>
+          <w:rtl w:val="0"/>
+        </w:rPr>
+      </w:r>
+    </w:p>
+    <w:p>
+      <w:pPr>
         <w:pStyle w:val="Heading3"/>
         <w:spacing w:after="120" w:before="0" w:lineRule="auto"/>
         <w:jc w:val="center"/>
@@ -15272,6 +16801,52 @@
     </w:p>
     <w:p>
       <w:pPr>
+        <w:spacing w:after="120" w:lineRule="auto"/>
+        <w:jc w:val="both"/>
+        <w:rPr>
+          <w:rFonts w:ascii="Times New Roman" w:cs="Times New Roman" w:eastAsia="Times New Roman" w:hAnsi="Times New Roman"/>
+          <w:sz w:val="24"/>
+          <w:szCs w:val="24"/>
+        </w:rPr>
+      </w:pPr>
+      <w:r>
+        <w:rPr>
+          <w:rFonts w:ascii="Times New Roman" w:cs="Times New Roman" w:eastAsia="Times New Roman" w:hAnsi="Times New Roman"/>
+          <w:b w:val="1"/>
+          <w:sz w:val="24"/>
+          <w:szCs w:val="24"/>
+          <w:rtl w:val="0"/>
+        </w:rPr>
+        <w:t xml:space="preserve">Слава і нині</w:t>
+      </w:r>
+      <w:r>
+        <w:rPr>
+          <w:rFonts w:ascii="Times New Roman" w:cs="Times New Roman" w:eastAsia="Times New Roman" w:hAnsi="Times New Roman"/>
+          <w:sz w:val="24"/>
+          <w:szCs w:val="24"/>
+          <w:rtl w:val="0"/>
+        </w:rPr>
+        <w:t xml:space="preserve">: Тебе, Діво, сповістили всі пророки.* Давид назвав тебе горою і кораблем, і світильником,* і драбиною, і мостом, і посудиною, що носить манну,* і палицею розквітлою,* а ми тебе, як Богородицю, гідно почитаємо.</w:t>
+      </w:r>
+    </w:p>
+    <w:p>
+      <w:pPr>
+        <w:spacing w:after="120" w:lineRule="auto"/>
+        <w:jc w:val="both"/>
+        <w:rPr>
+          <w:rFonts w:ascii="Times New Roman" w:cs="Times New Roman" w:eastAsia="Times New Roman" w:hAnsi="Times New Roman"/>
+          <w:sz w:val="24"/>
+          <w:szCs w:val="24"/>
+        </w:rPr>
+      </w:pPr>
+      <w:r>
+        <w:rPr>
+          <w:rtl w:val="0"/>
+        </w:rPr>
+      </w:r>
+    </w:p>
+    <w:p>
+      <w:pPr>
         <w:pStyle w:val="Heading2"/>
         <w:spacing w:after="120" w:before="0" w:lineRule="auto"/>
         <w:jc w:val="center"/>
@@ -15373,6 +16948,33 @@
           <w:szCs w:val="24"/>
         </w:rPr>
       </w:pPr>
+      <w:sdt>
+        <w:sdtPr>
+          <w:tag w:val="goog_rdk_10"/>
+        </w:sdtPr>
+        <w:sdtContent>
+          <w:r>
+            <w:rPr>
+              <w:rFonts w:ascii="Gungsuh" w:cs="Gungsuh" w:eastAsia="Gungsuh" w:hAnsi="Gungsuh"/>
+              <w:sz w:val="24"/>
+              <w:szCs w:val="24"/>
+              <w:rtl w:val="0"/>
+            </w:rPr>
+            <w:t xml:space="preserve">Хваліте його, ви − сонце й місяцю,* хваліте його, всі ясні зорі.</w:t>
+          </w:r>
+        </w:sdtContent>
+      </w:sdt>
+    </w:p>
+    <w:p>
+      <w:pPr>
+        <w:spacing w:after="120" w:lineRule="auto"/>
+        <w:jc w:val="both"/>
+        <w:rPr>
+          <w:rFonts w:ascii="Times New Roman" w:cs="Times New Roman" w:eastAsia="Times New Roman" w:hAnsi="Times New Roman"/>
+          <w:sz w:val="24"/>
+          <w:szCs w:val="24"/>
+        </w:rPr>
+      </w:pPr>
       <w:r>
         <w:rPr>
           <w:rFonts w:ascii="Times New Roman" w:cs="Times New Roman" w:eastAsia="Times New Roman" w:hAnsi="Times New Roman"/>
@@ -15913,6 +17515,22 @@
           <w:rtl w:val="0"/>
         </w:rPr>
         <w:t xml:space="preserve">Хваліте його на дзвінких цимбалах, хваліте його на гучних цимбалах.* Усе, що живе, нехай хвалить Господа.</w:t>
+      </w:r>
+    </w:p>
+    <w:p>
+      <w:pPr>
+        <w:spacing w:after="120" w:lineRule="auto"/>
+        <w:jc w:val="both"/>
+        <w:rPr>
+          <w:rFonts w:ascii="Times New Roman" w:cs="Times New Roman" w:eastAsia="Times New Roman" w:hAnsi="Times New Roman"/>
+          <w:sz w:val="24"/>
+          <w:szCs w:val="24"/>
+        </w:rPr>
+      </w:pPr>
+      <w:r>
+        <w:rPr>
+          <w:rtl w:val="0"/>
+        </w:rPr>
       </w:r>
     </w:p>
     <w:p>
@@ -15968,6 +17586,23 @@
           <w:rFonts w:ascii="Times New Roman" w:cs="Times New Roman" w:eastAsia="Times New Roman" w:hAnsi="Times New Roman"/>
           <w:sz w:val="24"/>
           <w:szCs w:val="24"/>
+          <w:u w:val="single"/>
+        </w:rPr>
+      </w:pPr>
+      <w:r>
+        <w:rPr>
+          <w:rtl w:val="0"/>
+        </w:rPr>
+      </w:r>
+    </w:p>
+    <w:p>
+      <w:pPr>
+        <w:spacing w:after="120" w:lineRule="auto"/>
+        <w:jc w:val="both"/>
+        <w:rPr>
+          <w:rFonts w:ascii="Times New Roman" w:cs="Times New Roman" w:eastAsia="Times New Roman" w:hAnsi="Times New Roman"/>
+          <w:sz w:val="24"/>
+          <w:szCs w:val="24"/>
         </w:rPr>
       </w:pPr>
       <w:r>
@@ -16188,6 +17823,33 @@
           <w:szCs w:val="24"/>
         </w:rPr>
       </w:pPr>
+      <w:sdt>
+        <w:sdtPr>
+          <w:tag w:val="goog_rdk_11"/>
+        </w:sdtPr>
+        <w:sdtContent>
+          <w:r>
+            <w:rPr>
+              <w:rFonts w:ascii="Gungsuh" w:cs="Gungsuh" w:eastAsia="Gungsuh" w:hAnsi="Gungsuh"/>
+              <w:sz w:val="24"/>
+              <w:szCs w:val="24"/>
+              <w:rtl w:val="0"/>
+            </w:rPr>
+            <w:t xml:space="preserve">Молюсь: Господи, змилуйся надо мною,* вилікуй мою душу, бо гріх мій − перед тобою.</w:t>
+          </w:r>
+        </w:sdtContent>
+      </w:sdt>
+    </w:p>
+    <w:p>
+      <w:pPr>
+        <w:spacing w:after="120" w:lineRule="auto"/>
+        <w:jc w:val="both"/>
+        <w:rPr>
+          <w:rFonts w:ascii="Times New Roman" w:cs="Times New Roman" w:eastAsia="Times New Roman" w:hAnsi="Times New Roman"/>
+          <w:sz w:val="24"/>
+          <w:szCs w:val="24"/>
+        </w:rPr>
+      </w:pPr>
       <w:r>
         <w:rPr>
           <w:rFonts w:ascii="Times New Roman" w:cs="Times New Roman" w:eastAsia="Times New Roman" w:hAnsi="Times New Roman"/>
@@ -16436,6 +18098,22 @@
           <w:rtl w:val="0"/>
         </w:rPr>
         <w:t xml:space="preserve">Нині і повсякчас,* і на віки віків. Амінь.</w:t>
+      </w:r>
+    </w:p>
+    <w:p>
+      <w:pPr>
+        <w:spacing w:after="120" w:lineRule="auto"/>
+        <w:jc w:val="both"/>
+        <w:rPr>
+          <w:rFonts w:ascii="Times New Roman" w:cs="Times New Roman" w:eastAsia="Times New Roman" w:hAnsi="Times New Roman"/>
+          <w:sz w:val="24"/>
+          <w:szCs w:val="24"/>
+        </w:rPr>
+      </w:pPr>
+      <w:r>
+        <w:rPr>
+          <w:rtl w:val="0"/>
+        </w:rPr>
       </w:r>
     </w:p>
     <w:p>
@@ -17356,6 +19034,22 @@
     </w:p>
     <w:p>
       <w:pPr>
+        <w:spacing w:after="120" w:lineRule="auto"/>
+        <w:jc w:val="both"/>
+        <w:rPr>
+          <w:rFonts w:ascii="Times New Roman" w:cs="Times New Roman" w:eastAsia="Times New Roman" w:hAnsi="Times New Roman"/>
+          <w:sz w:val="24"/>
+          <w:szCs w:val="24"/>
+        </w:rPr>
+      </w:pPr>
+      <w:r>
+        <w:rPr>
+          <w:rtl w:val="0"/>
+        </w:rPr>
+      </w:r>
+    </w:p>
+    <w:p>
+      <w:pPr>
         <w:pStyle w:val="Heading2"/>
         <w:spacing w:after="120" w:before="0" w:lineRule="auto"/>
         <w:jc w:val="center"/>
@@ -17544,6 +19238,52 @@
         <w:jc w:val="both"/>
         <w:rPr>
           <w:rFonts w:ascii="Times New Roman" w:cs="Times New Roman" w:eastAsia="Times New Roman" w:hAnsi="Times New Roman"/>
+          <w:sz w:val="24"/>
+          <w:szCs w:val="24"/>
+        </w:rPr>
+      </w:pPr>
+      <w:r>
+        <w:rPr>
+          <w:rFonts w:ascii="Times New Roman" w:cs="Times New Roman" w:eastAsia="Times New Roman" w:hAnsi="Times New Roman"/>
+          <w:b w:val="1"/>
+          <w:sz w:val="24"/>
+          <w:szCs w:val="24"/>
+          <w:rtl w:val="0"/>
+        </w:rPr>
+        <w:t xml:space="preserve">Слава і нині</w:t>
+      </w:r>
+      <w:r>
+        <w:rPr>
+          <w:rFonts w:ascii="Times New Roman" w:cs="Times New Roman" w:eastAsia="Times New Roman" w:hAnsi="Times New Roman"/>
+          <w:sz w:val="24"/>
+          <w:szCs w:val="24"/>
+          <w:rtl w:val="0"/>
+        </w:rPr>
+        <w:t xml:space="preserve">: Безсіменно зачала ти від Духа Святого,* тому, прославляючи, кличемо до тебе:* Радуйся, Пресвята Діво!</w:t>
+      </w:r>
+    </w:p>
+    <w:p>
+      <w:pPr>
+        <w:spacing w:after="120" w:lineRule="auto"/>
+        <w:jc w:val="both"/>
+        <w:rPr>
+          <w:rFonts w:ascii="Times New Roman" w:cs="Times New Roman" w:eastAsia="Times New Roman" w:hAnsi="Times New Roman"/>
+          <w:sz w:val="24"/>
+          <w:szCs w:val="24"/>
+        </w:rPr>
+      </w:pPr>
+      <w:r>
+        <w:rPr>
+          <w:rtl w:val="0"/>
+        </w:rPr>
+      </w:r>
+    </w:p>
+    <w:p>
+      <w:pPr>
+        <w:spacing w:after="120" w:lineRule="auto"/>
+        <w:jc w:val="both"/>
+        <w:rPr>
+          <w:rFonts w:ascii="Times New Roman" w:cs="Times New Roman" w:eastAsia="Times New Roman" w:hAnsi="Times New Roman"/>
           <w:i w:val="1"/>
           <w:color w:val="ff0000"/>
           <w:sz w:val="24"/>
@@ -17665,6 +19405,26 @@
           <w:szCs w:val="24"/>
           <w:rtl w:val="0"/>
         </w:rPr>
+        <w:t xml:space="preserve">Слава Отцю, і Сину, і Святому Духові,* і нині і повсякчас, і на віки віків. Амінь.</w:t>
+      </w:r>
+    </w:p>
+    <w:p>
+      <w:pPr>
+        <w:spacing w:after="120" w:lineRule="auto"/>
+        <w:jc w:val="both"/>
+        <w:rPr>
+          <w:rFonts w:ascii="Times New Roman" w:cs="Times New Roman" w:eastAsia="Times New Roman" w:hAnsi="Times New Roman"/>
+          <w:sz w:val="24"/>
+          <w:szCs w:val="24"/>
+        </w:rPr>
+      </w:pPr>
+      <w:r>
+        <w:rPr>
+          <w:rFonts w:ascii="Times New Roman" w:cs="Times New Roman" w:eastAsia="Times New Roman" w:hAnsi="Times New Roman"/>
+          <w:sz w:val="24"/>
+          <w:szCs w:val="24"/>
+          <w:rtl w:val="0"/>
+        </w:rPr>
         <w:t xml:space="preserve">Пресвята Тройце, помилуй нас;* Господи, очисти гріхи наші;* Владико, прости беззаконня наші;* Святий, завітай і зціли немочі наші імени твого ради.</w:t>
       </w:r>
     </w:p>
@@ -17708,6 +19468,45 @@
           <w:rtl w:val="0"/>
         </w:rPr>
         <w:t xml:space="preserve">.</w:t>
+      </w:r>
+    </w:p>
+    <w:p>
+      <w:pPr>
+        <w:spacing w:after="120" w:lineRule="auto"/>
+        <w:jc w:val="both"/>
+        <w:rPr>
+          <w:rFonts w:ascii="Times New Roman" w:cs="Times New Roman" w:eastAsia="Times New Roman" w:hAnsi="Times New Roman"/>
+          <w:sz w:val="24"/>
+          <w:szCs w:val="24"/>
+        </w:rPr>
+      </w:pPr>
+      <w:r>
+        <w:rPr>
+          <w:rFonts w:ascii="Times New Roman" w:cs="Times New Roman" w:eastAsia="Times New Roman" w:hAnsi="Times New Roman"/>
+          <w:sz w:val="24"/>
+          <w:szCs w:val="24"/>
+          <w:rtl w:val="0"/>
+        </w:rPr>
+        <w:t xml:space="preserve">Слава Отцю, і Сину, і Святому Духові. І</w:t>
+      </w:r>
+      <w:r>
+        <w:rPr>
+          <w:rFonts w:ascii="Times New Roman" w:cs="Times New Roman" w:eastAsia="Times New Roman" w:hAnsi="Times New Roman"/>
+          <w:b w:val="1"/>
+          <w:sz w:val="24"/>
+          <w:szCs w:val="24"/>
+          <w:rtl w:val="0"/>
+        </w:rPr>
+        <w:t xml:space="preserve"> </w:t>
+      </w:r>
+      <w:r>
+        <w:rPr>
+          <w:rFonts w:ascii="Times New Roman" w:cs="Times New Roman" w:eastAsia="Times New Roman" w:hAnsi="Times New Roman"/>
+          <w:sz w:val="24"/>
+          <w:szCs w:val="24"/>
+          <w:rtl w:val="0"/>
+        </w:rPr>
+        <w:t xml:space="preserve">нині і повсякчас, і на віки віків. Амінь.</w:t>
       </w:r>
     </w:p>
     <w:p>
@@ -17807,6 +19606,23 @@
           <w:rtl w:val="0"/>
         </w:rPr>
         <w:t xml:space="preserve"> </w:t>
+      </w:r>
+    </w:p>
+    <w:p>
+      <w:pPr>
+        <w:spacing w:after="120" w:lineRule="auto"/>
+        <w:jc w:val="both"/>
+        <w:rPr>
+          <w:rFonts w:ascii="Times New Roman" w:cs="Times New Roman" w:eastAsia="Times New Roman" w:hAnsi="Times New Roman"/>
+          <w:i w:val="1"/>
+          <w:sz w:val="24"/>
+          <w:szCs w:val="24"/>
+        </w:rPr>
+      </w:pPr>
+      <w:r>
+        <w:rPr>
+          <w:rtl w:val="0"/>
+        </w:rPr>
       </w:r>
     </w:p>
     <w:p>
@@ -18377,6 +20193,22 @@
     </w:p>
     <w:p>
       <w:pPr>
+        <w:spacing w:after="120" w:lineRule="auto"/>
+        <w:jc w:val="both"/>
+        <w:rPr>
+          <w:rFonts w:ascii="Times New Roman" w:cs="Times New Roman" w:eastAsia="Times New Roman" w:hAnsi="Times New Roman"/>
+          <w:sz w:val="24"/>
+          <w:szCs w:val="24"/>
+        </w:rPr>
+      </w:pPr>
+      <w:r>
+        <w:rPr>
+          <w:rtl w:val="0"/>
+        </w:rPr>
+      </w:r>
+    </w:p>
+    <w:p>
+      <w:pPr>
         <w:pStyle w:val="Heading2"/>
         <w:spacing w:after="120" w:before="0" w:lineRule="auto"/>
         <w:jc w:val="center"/>
@@ -18634,6 +20466,21 @@
           <w:rtl w:val="0"/>
         </w:rPr>
         <w:t xml:space="preserve">Амінь.</w:t>
+      </w:r>
+    </w:p>
+    <w:p>
+      <w:pPr>
+        <w:spacing w:after="120" w:lineRule="auto"/>
+        <w:rPr>
+          <w:rFonts w:ascii="Times New Roman" w:cs="Times New Roman" w:eastAsia="Times New Roman" w:hAnsi="Times New Roman"/>
+          <w:sz w:val="24"/>
+          <w:szCs w:val="24"/>
+        </w:rPr>
+      </w:pPr>
+      <w:r>
+        <w:rPr>
+          <w:rtl w:val="0"/>
+        </w:rPr>
       </w:r>
     </w:p>
     <w:sectPr>
